--- a/zht/docx/55.content.docx
+++ b/zht/docx/55.content.docx
@@ -19,7 +19,7 @@
         <w:rPr>
           <w:lang w:val="zh_TW" w:bidi="zh_TW"/>
         </w:rPr>
-        <w:t>Resource: 研讀筆記 - 書籍簡介 (Tyndale)</w:t>
+        <w:t>Resource: Tyndale Open Study Notes</w:t>
       </w:r>
       <w:r>
         <w:rPr>
@@ -112,7 +112,7 @@
         <w:rPr>
           <w:lang w:val="zh_TW" w:bidi="zh_TW"/>
         </w:rPr>
-        <w:t>研讀筆記 - 書籍簡介 (Tyndale)</w:t>
+        <w:t>Tyndale Open Study Notes</w:t>
       </w:r>
     </w:p>
     <w:p>

--- a/zht/docx/55.content.docx
+++ b/zht/docx/55.content.docx
@@ -19,7 +19,7 @@
         <w:rPr>
           <w:lang w:val="zh_TW" w:bidi="zh_TW"/>
         </w:rPr>
-        <w:t>Resource: Tyndale Open Study Notes</w:t>
+        <w:t>Resource: Aquifer Open Study Notes (Book Intros)</w:t>
       </w:r>
       <w:r>
         <w:rPr>
@@ -112,7 +112,7 @@
         <w:rPr>
           <w:lang w:val="zh_TW" w:bidi="zh_TW"/>
         </w:rPr>
-        <w:t>Tyndale Open Study Notes</w:t>
+        <w:t>Aquifer Open Study Notes (Book Intros)</w:t>
       </w:r>
     </w:p>
     <w:p>

--- a/zht/docx/55.content.docx
+++ b/zht/docx/55.content.docx
@@ -233,18 +233,12 @@
         </w:rPr>
         <w:t>回到羅馬的監獄中，保羅意識到他已經到了比賽的終點。他的一生以耶穌基督的死亡和復活為榜樣，現在正接近尾聲，因此保羅委託他的代表提摩太繼續他的工作。當保羅死於羅馬人之手時，這封書信基本上成為了他的墓誌銘（見</w:t>
       </w:r>
-      <w:hyperlink r:id="rId13">
-        <w:r>
-          <w:rPr>
-            <w:lang w:val="zh_TW" w:bidi="zh_TW"/>
-          </w:rPr>
-          <w:rPr>
-            <w:color w:val="0000EE"/>
-            <w:u w:val="single"/>
-          </w:rPr>
-          <w:t>4:7–8</w:t>
-        </w:r>
-      </w:hyperlink>
+      <w:r>
+        <w:rPr>
+          <w:lang w:val="zh_TW" w:bidi="zh_TW"/>
+        </w:rPr>
+        <w:t>4:7–8</w:t>
+      </w:r>
       <w:r>
         <w:rPr>
           <w:lang w:val="zh_TW" w:bidi="zh_TW"/>
@@ -276,198 +270,132 @@
         </w:rPr>
         <w:t>保羅歸信以後（</w:t>
       </w:r>
-      <w:hyperlink r:id="rId14">
-        <w:r>
-          <w:rPr>
-            <w:lang w:val="zh_TW" w:bidi="zh_TW"/>
-          </w:rPr>
-          <w:rPr>
-            <w:color w:val="0000EE"/>
-            <w:u w:val="single"/>
-          </w:rPr>
-          <w:t>徒9:1–19</w:t>
-        </w:r>
-      </w:hyperlink>
+      <w:r>
+        <w:rPr>
+          <w:lang w:val="zh_TW" w:bidi="zh_TW"/>
+        </w:rPr>
+        <w:t>徒9:1–19</w:t>
+      </w:r>
       <w:r>
         <w:rPr>
           <w:lang w:val="zh_TW" w:bidi="zh_TW"/>
         </w:rPr>
         <w:t>），他的使徒工作從東方的耶路撒冷延伸，遠至西方的意大利（</w:t>
       </w:r>
-      <w:hyperlink r:id="rId15">
-        <w:r>
-          <w:rPr>
-            <w:lang w:val="zh_TW" w:bidi="zh_TW"/>
-          </w:rPr>
-          <w:rPr>
-            <w:color w:val="0000EE"/>
-            <w:u w:val="single"/>
-          </w:rPr>
-          <w:t>徒28:30–31</w:t>
-        </w:r>
-      </w:hyperlink>
+      <w:r>
+        <w:rPr>
+          <w:lang w:val="zh_TW" w:bidi="zh_TW"/>
+        </w:rPr>
+        <w:t>徒28:30–31</w:t>
+      </w:r>
       <w:r>
         <w:rPr>
           <w:lang w:val="zh_TW" w:bidi="zh_TW"/>
         </w:rPr>
         <w:t>；</w:t>
       </w:r>
-      <w:hyperlink r:id="rId16">
-        <w:r>
-          <w:rPr>
-            <w:lang w:val="zh_TW" w:bidi="zh_TW"/>
-          </w:rPr>
-          <w:rPr>
-            <w:color w:val="0000EE"/>
-            <w:u w:val="single"/>
-          </w:rPr>
-          <w:t>羅15:19</w:t>
-        </w:r>
-      </w:hyperlink>
+      <w:r>
+        <w:rPr>
+          <w:lang w:val="zh_TW" w:bidi="zh_TW"/>
+        </w:rPr>
+        <w:t>羅15:19</w:t>
+      </w:r>
       <w:r>
         <w:rPr>
           <w:lang w:val="zh_TW" w:bidi="zh_TW"/>
         </w:rPr>
         <w:t>），包括在小亞細亞，特別是在以弗所所度過相當長的時間（</w:t>
       </w:r>
-      <w:hyperlink r:id="rId17">
-        <w:r>
-          <w:rPr>
-            <w:lang w:val="zh_TW" w:bidi="zh_TW"/>
-          </w:rPr>
-          <w:rPr>
-            <w:color w:val="0000EE"/>
-            <w:u w:val="single"/>
-          </w:rPr>
-          <w:t>徒19:1–20:1</w:t>
-        </w:r>
-      </w:hyperlink>
+      <w:r>
+        <w:rPr>
+          <w:lang w:val="zh_TW" w:bidi="zh_TW"/>
+        </w:rPr>
+        <w:t>徒19:1–20:1</w:t>
+      </w:r>
       <w:r>
         <w:rPr>
           <w:lang w:val="zh_TW" w:bidi="zh_TW"/>
         </w:rPr>
         <w:t>，</w:t>
       </w:r>
-      <w:hyperlink r:id="rId18">
-        <w:r>
-          <w:rPr>
-            <w:lang w:val="zh_TW" w:bidi="zh_TW"/>
-          </w:rPr>
-          <w:rPr>
-            <w:color w:val="0000EE"/>
-            <w:u w:val="single"/>
-          </w:rPr>
-          <w:t>20:31</w:t>
-        </w:r>
-      </w:hyperlink>
+      <w:r>
+        <w:rPr>
+          <w:lang w:val="zh_TW" w:bidi="zh_TW"/>
+        </w:rPr>
+        <w:t>20:31</w:t>
+      </w:r>
       <w:r>
         <w:rPr>
           <w:lang w:val="zh_TW" w:bidi="zh_TW"/>
         </w:rPr>
         <w:t>）。這段時期隨著保羅在耶路撒冷被捕（</w:t>
       </w:r>
-      <w:hyperlink r:id="rId19">
-        <w:r>
-          <w:rPr>
-            <w:lang w:val="zh_TW" w:bidi="zh_TW"/>
-          </w:rPr>
-          <w:rPr>
-            <w:color w:val="0000EE"/>
-            <w:u w:val="single"/>
-          </w:rPr>
-          <w:t>徒21:27–36</w:t>
-        </w:r>
-      </w:hyperlink>
+      <w:r>
+        <w:rPr>
+          <w:lang w:val="zh_TW" w:bidi="zh_TW"/>
+        </w:rPr>
+        <w:t>徒21:27–36</w:t>
+      </w:r>
       <w:r>
         <w:rPr>
           <w:lang w:val="zh_TW" w:bidi="zh_TW"/>
         </w:rPr>
         <w:t>）而結束，他被押往凱撒利亞（</w:t>
       </w:r>
-      <w:hyperlink r:id="rId20">
-        <w:r>
-          <w:rPr>
-            <w:lang w:val="zh_TW" w:bidi="zh_TW"/>
-          </w:rPr>
-          <w:rPr>
-            <w:color w:val="0000EE"/>
-            <w:u w:val="single"/>
-          </w:rPr>
-          <w:t>徒23:23–26:32</w:t>
-        </w:r>
-      </w:hyperlink>
+      <w:r>
+        <w:rPr>
+          <w:lang w:val="zh_TW" w:bidi="zh_TW"/>
+        </w:rPr>
+        <w:t>徒23:23–26:32</w:t>
+      </w:r>
       <w:r>
         <w:rPr>
           <w:lang w:val="zh_TW" w:bidi="zh_TW"/>
         </w:rPr>
         <w:t>），並在羅馬被監禁（</w:t>
       </w:r>
-      <w:hyperlink r:id="rId21">
-        <w:r>
-          <w:rPr>
-            <w:lang w:val="zh_TW" w:bidi="zh_TW"/>
-          </w:rPr>
-          <w:rPr>
-            <w:color w:val="0000EE"/>
-            <w:u w:val="single"/>
-          </w:rPr>
-          <w:t>徒28:16–31</w:t>
-        </w:r>
-      </w:hyperlink>
+      <w:r>
+        <w:rPr>
+          <w:lang w:val="zh_TW" w:bidi="zh_TW"/>
+        </w:rPr>
+        <w:t>徒28:16–31</w:t>
+      </w:r>
       <w:r>
         <w:rPr>
           <w:lang w:val="zh_TW" w:bidi="zh_TW"/>
         </w:rPr>
         <w:t>）。保羅最終被釋放，並且繼續他的事工。在此期間，他寫了提摩太前書和提多書。隨後他再次在羅馬被捕和監禁（</w:t>
       </w:r>
-      <w:hyperlink r:id="rId22">
-        <w:r>
-          <w:rPr>
-            <w:lang w:val="zh_TW" w:bidi="zh_TW"/>
-          </w:rPr>
-          <w:rPr>
-            <w:color w:val="0000EE"/>
-            <w:u w:val="single"/>
-          </w:rPr>
-          <w:t>1:8</w:t>
-        </w:r>
-      </w:hyperlink>
+      <w:r>
+        <w:rPr>
+          <w:lang w:val="zh_TW" w:bidi="zh_TW"/>
+        </w:rPr>
+        <w:t>1:8</w:t>
+      </w:r>
       <w:r>
         <w:rPr>
           <w:lang w:val="zh_TW" w:bidi="zh_TW"/>
         </w:rPr>
         <w:t>、</w:t>
       </w:r>
-      <w:hyperlink r:id="rId23">
-        <w:r>
-          <w:rPr>
-            <w:lang w:val="zh_TW" w:bidi="zh_TW"/>
-          </w:rPr>
-          <w:rPr>
-            <w:color w:val="0000EE"/>
-            <w:u w:val="single"/>
-          </w:rPr>
-          <w:t>16–17</w:t>
-        </w:r>
-      </w:hyperlink>
+      <w:r>
+        <w:rPr>
+          <w:lang w:val="zh_TW" w:bidi="zh_TW"/>
+        </w:rPr>
+        <w:t>16–17</w:t>
+      </w:r>
       <w:r>
         <w:rPr>
           <w:lang w:val="zh_TW" w:bidi="zh_TW"/>
         </w:rPr>
         <w:t>，</w:t>
       </w:r>
-      <w:hyperlink r:id="rId24">
-        <w:r>
-          <w:rPr>
-            <w:lang w:val="zh_TW" w:bidi="zh_TW"/>
-          </w:rPr>
-          <w:rPr>
-            <w:color w:val="0000EE"/>
-            <w:u w:val="single"/>
-          </w:rPr>
-          <w:t>2:9）</w:t>
-        </w:r>
-      </w:hyperlink>
+      <w:r>
+        <w:rPr>
+          <w:lang w:val="zh_TW" w:bidi="zh_TW"/>
+        </w:rPr>
+        <w:t>2:9）</w:t>
+      </w:r>
       <w:r>
         <w:rPr>
           <w:lang w:val="zh_TW" w:bidi="zh_TW"/>
@@ -488,54 +416,36 @@
         </w:rPr>
         <w:t>這封書信是保羅在羅馬的監獄中寫成，當時是保羅生命的最後階段（見</w:t>
       </w:r>
-      <w:hyperlink r:id="rId25">
-        <w:r>
-          <w:rPr>
-            <w:lang w:val="zh_TW" w:bidi="zh_TW"/>
-          </w:rPr>
-          <w:rPr>
-            <w:color w:val="0000EE"/>
-            <w:u w:val="single"/>
-          </w:rPr>
-          <w:t>4:6–18</w:t>
-        </w:r>
-      </w:hyperlink>
+      <w:r>
+        <w:rPr>
+          <w:lang w:val="zh_TW" w:bidi="zh_TW"/>
+        </w:rPr>
+        <w:t>4:6–18</w:t>
+      </w:r>
       <w:r>
         <w:rPr>
           <w:lang w:val="zh_TW" w:bidi="zh_TW"/>
         </w:rPr>
         <w:t>）。這封書信是寫給提摩太的，提摩太是保羅忠實的同工和代表。當時提摩太處身亞細亞省，可能正在以弗所（</w:t>
       </w:r>
-      <w:hyperlink r:id="rId26">
-        <w:r>
-          <w:rPr>
-            <w:lang w:val="zh_TW" w:bidi="zh_TW"/>
-          </w:rPr>
-          <w:rPr>
-            <w:color w:val="0000EE"/>
-            <w:u w:val="single"/>
-          </w:rPr>
-          <w:t>4:13</w:t>
-        </w:r>
-      </w:hyperlink>
+      <w:r>
+        <w:rPr>
+          <w:lang w:val="zh_TW" w:bidi="zh_TW"/>
+        </w:rPr>
+        <w:t>4:13</w:t>
+      </w:r>
       <w:r>
         <w:rPr>
           <w:lang w:val="zh_TW" w:bidi="zh_TW"/>
         </w:rPr>
         <w:t>，</w:t>
       </w:r>
-      <w:hyperlink r:id="rId27">
-        <w:r>
-          <w:rPr>
-            <w:lang w:val="zh_TW" w:bidi="zh_TW"/>
-          </w:rPr>
-          <w:rPr>
-            <w:color w:val="0000EE"/>
-            <w:u w:val="single"/>
-          </w:rPr>
-          <w:t>19</w:t>
-        </w:r>
-      </w:hyperlink>
+      <w:r>
+        <w:rPr>
+          <w:lang w:val="zh_TW" w:bidi="zh_TW"/>
+        </w:rPr>
+        <w:t>19</w:t>
+      </w:r>
       <w:r>
         <w:rPr>
           <w:lang w:val="zh_TW" w:bidi="zh_TW"/>
@@ -567,54 +477,36 @@
         </w:rPr>
         <w:t>在傳統的問候語（</w:t>
       </w:r>
-      <w:hyperlink r:id="rId28">
-        <w:r>
-          <w:rPr>
-            <w:lang w:val="zh_TW" w:bidi="zh_TW"/>
-          </w:rPr>
-          <w:rPr>
-            <w:color w:val="0000EE"/>
-            <w:u w:val="single"/>
-          </w:rPr>
-          <w:t>1:1–2</w:t>
-        </w:r>
-      </w:hyperlink>
+      <w:r>
+        <w:rPr>
+          <w:lang w:val="zh_TW" w:bidi="zh_TW"/>
+        </w:rPr>
+        <w:t>1:1–2</w:t>
+      </w:r>
       <w:r>
         <w:rPr>
           <w:lang w:val="zh_TW" w:bidi="zh_TW"/>
         </w:rPr>
         <w:t>）、感恩和禱告（</w:t>
       </w:r>
-      <w:hyperlink r:id="rId29">
-        <w:r>
-          <w:rPr>
-            <w:lang w:val="zh_TW" w:bidi="zh_TW"/>
-          </w:rPr>
-          <w:rPr>
-            <w:color w:val="0000EE"/>
-            <w:u w:val="single"/>
-          </w:rPr>
-          <w:t>1:3–4</w:t>
-        </w:r>
-      </w:hyperlink>
+      <w:r>
+        <w:rPr>
+          <w:lang w:val="zh_TW" w:bidi="zh_TW"/>
+        </w:rPr>
+        <w:t>1:3–4</w:t>
+      </w:r>
       <w:r>
         <w:rPr>
           <w:lang w:val="zh_TW" w:bidi="zh_TW"/>
         </w:rPr>
         <w:t>）之後，保羅勸勉提摩太與他一同為福音受苦（</w:t>
       </w:r>
-      <w:hyperlink r:id="rId30">
-        <w:r>
-          <w:rPr>
-            <w:lang w:val="zh_TW" w:bidi="zh_TW"/>
-          </w:rPr>
-          <w:rPr>
-            <w:color w:val="0000EE"/>
-            <w:u w:val="single"/>
-          </w:rPr>
-          <w:t>1:5–18</w:t>
-        </w:r>
-      </w:hyperlink>
+      <w:r>
+        <w:rPr>
+          <w:lang w:val="zh_TW" w:bidi="zh_TW"/>
+        </w:rPr>
+        <w:t>1:5–18</w:t>
+      </w:r>
       <w:r>
         <w:rPr>
           <w:lang w:val="zh_TW" w:bidi="zh_TW"/>
@@ -635,36 +527,24 @@
         </w:rPr>
         <w:t>隨後，保羅再次囑咐提摩太（</w:t>
       </w:r>
-      <w:hyperlink r:id="rId31">
-        <w:r>
-          <w:rPr>
-            <w:lang w:val="zh_TW" w:bidi="zh_TW"/>
-          </w:rPr>
-          <w:rPr>
-            <w:color w:val="0000EE"/>
-            <w:u w:val="single"/>
-          </w:rPr>
-          <w:t>2:1–13</w:t>
-        </w:r>
-      </w:hyperlink>
+      <w:r>
+        <w:rPr>
+          <w:lang w:val="zh_TW" w:bidi="zh_TW"/>
+        </w:rPr>
+        <w:t>2:1–13</w:t>
+      </w:r>
       <w:r>
         <w:rPr>
           <w:lang w:val="zh_TW" w:bidi="zh_TW"/>
         </w:rPr>
         <w:t>）要剛強，並與他一同忍受苦難。提摩太對於福音和保羅這個榜樣的反思，推動他願意順服。接著，保羅教導提摩太如何在假教師中，繼續進行他的事工（</w:t>
       </w:r>
-      <w:hyperlink r:id="rId32">
-        <w:r>
-          <w:rPr>
-            <w:lang w:val="zh_TW" w:bidi="zh_TW"/>
-          </w:rPr>
-          <w:rPr>
-            <w:color w:val="0000EE"/>
-            <w:u w:val="single"/>
-          </w:rPr>
-          <w:t>2:14–26</w:t>
-        </w:r>
-      </w:hyperlink>
+      <w:r>
+        <w:rPr>
+          <w:lang w:val="zh_TW" w:bidi="zh_TW"/>
+        </w:rPr>
+        <w:t>2:14–26</w:t>
+      </w:r>
       <w:r>
         <w:rPr>
           <w:lang w:val="zh_TW" w:bidi="zh_TW"/>
@@ -685,18 +565,12 @@
         </w:rPr>
         <w:t>然後，視角進一步擴展，將提摩太的任務置於末世的語境中（</w:t>
       </w:r>
-      <w:hyperlink r:id="rId33">
-        <w:r>
-          <w:rPr>
-            <w:lang w:val="zh_TW" w:bidi="zh_TW"/>
-          </w:rPr>
-          <w:rPr>
-            <w:color w:val="0000EE"/>
-            <w:u w:val="single"/>
-          </w:rPr>
-          <w:t>3:1–4:8</w:t>
-        </w:r>
-      </w:hyperlink>
+      <w:r>
+        <w:rPr>
+          <w:lang w:val="zh_TW" w:bidi="zh_TW"/>
+        </w:rPr>
+        <w:t>3:1–4:8</w:t>
+      </w:r>
       <w:r>
         <w:rPr>
           <w:lang w:val="zh_TW" w:bidi="zh_TW"/>
@@ -717,54 +591,36 @@
         </w:rPr>
         <w:t>這封書信的結尾，呼籲提摩太儘快來到羅馬（</w:t>
       </w:r>
-      <w:hyperlink r:id="rId34">
-        <w:r>
-          <w:rPr>
-            <w:lang w:val="zh_TW" w:bidi="zh_TW"/>
-          </w:rPr>
-          <w:rPr>
-            <w:color w:val="0000EE"/>
-            <w:u w:val="single"/>
-          </w:rPr>
-          <w:t>4:9–18</w:t>
-        </w:r>
-      </w:hyperlink>
+      <w:r>
+        <w:rPr>
+          <w:lang w:val="zh_TW" w:bidi="zh_TW"/>
+        </w:rPr>
+        <w:t>4:9–18</w:t>
+      </w:r>
       <w:r>
         <w:rPr>
           <w:lang w:val="zh_TW" w:bidi="zh_TW"/>
         </w:rPr>
         <w:t>）。保羅送上問候，提供消息，最後敦促提摩太在冬天之前啟程前往羅馬（</w:t>
       </w:r>
-      <w:hyperlink r:id="rId35">
-        <w:r>
-          <w:rPr>
-            <w:lang w:val="zh_TW" w:bidi="zh_TW"/>
-          </w:rPr>
-          <w:rPr>
-            <w:color w:val="0000EE"/>
-            <w:u w:val="single"/>
-          </w:rPr>
-          <w:t>4:19–21</w:t>
-        </w:r>
-      </w:hyperlink>
+      <w:r>
+        <w:rPr>
+          <w:lang w:val="zh_TW" w:bidi="zh_TW"/>
+        </w:rPr>
+        <w:t>4:19–21</w:t>
+      </w:r>
       <w:r>
         <w:rPr>
           <w:lang w:val="zh_TW" w:bidi="zh_TW"/>
         </w:rPr>
         <w:t>）。然後保羅以祝福結束（</w:t>
       </w:r>
-      <w:hyperlink r:id="rId36">
-        <w:r>
-          <w:rPr>
-            <w:lang w:val="zh_TW" w:bidi="zh_TW"/>
-          </w:rPr>
-          <w:rPr>
-            <w:color w:val="0000EE"/>
-            <w:u w:val="single"/>
-          </w:rPr>
-          <w:t>4:22</w:t>
-        </w:r>
-      </w:hyperlink>
+      <w:r>
+        <w:rPr>
+          <w:lang w:val="zh_TW" w:bidi="zh_TW"/>
+        </w:rPr>
+        <w:t>4:22</w:t>
+      </w:r>
       <w:r>
         <w:rPr>
           <w:lang w:val="zh_TW" w:bidi="zh_TW"/>
@@ -796,18 +652,12 @@
         </w:rPr>
         <w:t>提摩太後書可能是保羅第一次被囚禁於羅馬時寫的（</w:t>
       </w:r>
-      <w:hyperlink r:id="rId37">
-        <w:r>
-          <w:rPr>
-            <w:lang w:val="zh_TW" w:bidi="zh_TW"/>
-          </w:rPr>
-          <w:rPr>
-            <w:color w:val="0000EE"/>
-            <w:u w:val="single"/>
-          </w:rPr>
-          <w:t>徒28:1–31</w:t>
-        </w:r>
-      </w:hyperlink>
+      <w:r>
+        <w:rPr>
+          <w:lang w:val="zh_TW" w:bidi="zh_TW"/>
+        </w:rPr>
+        <w:t>徒28:1–31</w:t>
+      </w:r>
       <w:r>
         <w:rPr>
           <w:lang w:val="zh_TW" w:bidi="zh_TW"/>
@@ -851,234 +701,156 @@
         </w:rPr>
         <w:t>我們不清楚保羅第二次被捕的細節。或許亞歷山大（</w:t>
       </w:r>
-      <w:hyperlink r:id="rId38">
-        <w:r>
-          <w:rPr>
-            <w:lang w:val="zh_TW" w:bidi="zh_TW"/>
-          </w:rPr>
-          <w:rPr>
-            <w:color w:val="0000EE"/>
-            <w:u w:val="single"/>
-          </w:rPr>
-          <w:t>4:14–15</w:t>
-        </w:r>
-      </w:hyperlink>
+      <w:r>
+        <w:rPr>
+          <w:lang w:val="zh_TW" w:bidi="zh_TW"/>
+        </w:rPr>
+        <w:t>4:14–15</w:t>
+      </w:r>
       <w:r>
         <w:rPr>
           <w:lang w:val="zh_TW" w:bidi="zh_TW"/>
         </w:rPr>
         <w:t>），一位曾被保羅懲戒過的異端（</w:t>
       </w:r>
-      <w:hyperlink r:id="rId39">
-        <w:r>
-          <w:rPr>
-            <w:lang w:val="zh_TW" w:bidi="zh_TW"/>
-          </w:rPr>
-          <w:rPr>
-            <w:color w:val="0000EE"/>
-            <w:u w:val="single"/>
-          </w:rPr>
-          <w:t>提前1:20</w:t>
-        </w:r>
-      </w:hyperlink>
+      <w:r>
+        <w:rPr>
+          <w:lang w:val="zh_TW" w:bidi="zh_TW"/>
+        </w:rPr>
+        <w:t>提前1:20</w:t>
+      </w:r>
       <w:r>
         <w:rPr>
           <w:lang w:val="zh_TW" w:bidi="zh_TW"/>
         </w:rPr>
         <w:t>），參與了抓捕（見</w:t>
       </w:r>
-      <w:hyperlink r:id="rId40">
-        <w:r>
-          <w:rPr>
-            <w:lang w:val="zh_TW" w:bidi="zh_TW"/>
-          </w:rPr>
-          <w:rPr>
-            <w:color w:val="0000EE"/>
-            <w:u w:val="single"/>
-          </w:rPr>
-          <w:t>提後4:16–18</w:t>
-        </w:r>
-      </w:hyperlink>
+      <w:r>
+        <w:rPr>
+          <w:lang w:val="zh_TW" w:bidi="zh_TW"/>
+        </w:rPr>
+        <w:t>提後4:16–18</w:t>
+      </w:r>
       <w:r>
         <w:rPr>
           <w:lang w:val="zh_TW" w:bidi="zh_TW"/>
         </w:rPr>
         <w:t>）。這可能發生在小亞細亞（見</w:t>
       </w:r>
-      <w:hyperlink r:id="rId41">
-        <w:r>
-          <w:rPr>
-            <w:lang w:val="zh_TW" w:bidi="zh_TW"/>
-          </w:rPr>
-          <w:rPr>
-            <w:color w:val="0000EE"/>
-            <w:u w:val="single"/>
-          </w:rPr>
-          <w:t>1:15</w:t>
-        </w:r>
-      </w:hyperlink>
+      <w:r>
+        <w:rPr>
+          <w:lang w:val="zh_TW" w:bidi="zh_TW"/>
+        </w:rPr>
+        <w:t>1:15</w:t>
+      </w:r>
       <w:r>
         <w:rPr>
           <w:lang w:val="zh_TW" w:bidi="zh_TW"/>
         </w:rPr>
         <w:t>）。如果是這樣的話，保羅的異端對手——在提摩太前書和提多書中討論的假教師，所發出的就不僅是空洞的威脅。保羅和提摩太所參與的爭戰（</w:t>
       </w:r>
-      <w:hyperlink r:id="rId42">
-        <w:r>
-          <w:rPr>
-            <w:lang w:val="zh_TW" w:bidi="zh_TW"/>
-          </w:rPr>
-          <w:rPr>
-            <w:color w:val="0000EE"/>
-            <w:u w:val="single"/>
-          </w:rPr>
-          <w:t>提後2:3</w:t>
-        </w:r>
-      </w:hyperlink>
+      <w:r>
+        <w:rPr>
+          <w:lang w:val="zh_TW" w:bidi="zh_TW"/>
+        </w:rPr>
+        <w:t>提後2:3</w:t>
+      </w:r>
       <w:r>
         <w:rPr>
           <w:lang w:val="zh_TW" w:bidi="zh_TW"/>
         </w:rPr>
         <w:t>，</w:t>
       </w:r>
-      <w:hyperlink r:id="rId43">
-        <w:r>
-          <w:rPr>
-            <w:lang w:val="zh_TW" w:bidi="zh_TW"/>
-          </w:rPr>
-          <w:rPr>
-            <w:color w:val="0000EE"/>
-            <w:u w:val="single"/>
-          </w:rPr>
-          <w:t>4:7</w:t>
-        </w:r>
-      </w:hyperlink>
+      <w:r>
+        <w:rPr>
+          <w:lang w:val="zh_TW" w:bidi="zh_TW"/>
+        </w:rPr>
+        <w:t>4:7</w:t>
+      </w:r>
       <w:r>
         <w:rPr>
           <w:lang w:val="zh_TW" w:bidi="zh_TW"/>
         </w:rPr>
         <w:t>；另見</w:t>
       </w:r>
-      <w:hyperlink r:id="rId44">
-        <w:r>
-          <w:rPr>
-            <w:lang w:val="zh_TW" w:bidi="zh_TW"/>
-          </w:rPr>
-          <w:rPr>
-            <w:color w:val="0000EE"/>
-            <w:u w:val="single"/>
-          </w:rPr>
-          <w:t>提前1:18</w:t>
-        </w:r>
-      </w:hyperlink>
+      <w:r>
+        <w:rPr>
+          <w:lang w:val="zh_TW" w:bidi="zh_TW"/>
+        </w:rPr>
+        <w:t>提前1:18</w:t>
+      </w:r>
       <w:r>
         <w:rPr>
           <w:lang w:val="zh_TW" w:bidi="zh_TW"/>
         </w:rPr>
         <w:t>，</w:t>
       </w:r>
-      <w:hyperlink r:id="rId45">
-        <w:r>
-          <w:rPr>
-            <w:lang w:val="zh_TW" w:bidi="zh_TW"/>
-          </w:rPr>
-          <w:rPr>
-            <w:color w:val="0000EE"/>
-            <w:u w:val="single"/>
-          </w:rPr>
-          <w:t>6:12</w:t>
-        </w:r>
-      </w:hyperlink>
+      <w:r>
+        <w:rPr>
+          <w:lang w:val="zh_TW" w:bidi="zh_TW"/>
+        </w:rPr>
+        <w:t>6:12</w:t>
+      </w:r>
       <w:r>
         <w:rPr>
           <w:lang w:val="zh_TW" w:bidi="zh_TW"/>
         </w:rPr>
         <w:t>）也不僅是比喻或屬靈爭戰。其中為掌權者禱告的教導，（</w:t>
       </w:r>
-      <w:hyperlink r:id="rId46">
-        <w:r>
-          <w:rPr>
-            <w:lang w:val="zh_TW" w:bidi="zh_TW"/>
-          </w:rPr>
-          <w:rPr>
-            <w:color w:val="0000EE"/>
-            <w:u w:val="single"/>
-          </w:rPr>
-          <w:t>提前2:1–7</w:t>
-        </w:r>
-      </w:hyperlink>
+      <w:r>
+        <w:rPr>
+          <w:lang w:val="zh_TW" w:bidi="zh_TW"/>
+        </w:rPr>
+        <w:t>提前2:1–7</w:t>
+      </w:r>
       <w:r>
         <w:rPr>
           <w:lang w:val="zh_TW" w:bidi="zh_TW"/>
         </w:rPr>
         <w:t>；參見</w:t>
       </w:r>
-      <w:hyperlink r:id="rId47">
-        <w:r>
-          <w:rPr>
-            <w:lang w:val="zh_TW" w:bidi="zh_TW"/>
-          </w:rPr>
-          <w:rPr>
-            <w:color w:val="0000EE"/>
-            <w:u w:val="single"/>
-          </w:rPr>
-          <w:t>多3:1</w:t>
-        </w:r>
-      </w:hyperlink>
+      <w:r>
+        <w:rPr>
+          <w:lang w:val="zh_TW" w:bidi="zh_TW"/>
+        </w:rPr>
+        <w:t>多3:1</w:t>
+      </w:r>
       <w:r>
         <w:rPr>
           <w:lang w:val="zh_TW" w:bidi="zh_TW"/>
         </w:rPr>
         <w:t>），可能關乎假教師為教會帶來的更大問題。這些問題最終導致保羅被捕，並且因福音而被殺。假教師仍在活動（</w:t>
       </w:r>
-      <w:hyperlink r:id="rId48">
-        <w:r>
-          <w:rPr>
-            <w:lang w:val="zh_TW" w:bidi="zh_TW"/>
-          </w:rPr>
-          <w:rPr>
-            <w:color w:val="0000EE"/>
-            <w:u w:val="single"/>
-          </w:rPr>
-          <w:t>提後2:14–3:9</w:t>
-        </w:r>
-      </w:hyperlink>
+      <w:r>
+        <w:rPr>
+          <w:lang w:val="zh_TW" w:bidi="zh_TW"/>
+        </w:rPr>
+        <w:t>提後2:14–3:9</w:t>
+      </w:r>
       <w:r>
         <w:rPr>
           <w:lang w:val="zh_TW" w:bidi="zh_TW"/>
         </w:rPr>
         <w:t>，</w:t>
       </w:r>
-      <w:hyperlink r:id="rId38">
-        <w:r>
-          <w:rPr>
-            <w:lang w:val="zh_TW" w:bidi="zh_TW"/>
-          </w:rPr>
-          <w:rPr>
-            <w:color w:val="0000EE"/>
-            <w:u w:val="single"/>
-          </w:rPr>
-          <w:t>4:14–15</w:t>
-        </w:r>
-      </w:hyperlink>
+      <w:r>
+        <w:rPr>
+          <w:lang w:val="zh_TW" w:bidi="zh_TW"/>
+        </w:rPr>
+        <w:t>4:14–15</w:t>
+      </w:r>
       <w:r>
         <w:rPr>
           <w:lang w:val="zh_TW" w:bidi="zh_TW"/>
         </w:rPr>
         <w:t>）。保羅認為他的事工已經完成，並知道他的死亡就在眼前（</w:t>
       </w:r>
-      <w:hyperlink r:id="rId49">
-        <w:r>
-          <w:rPr>
-            <w:lang w:val="zh_TW" w:bidi="zh_TW"/>
-          </w:rPr>
-          <w:rPr>
-            <w:color w:val="0000EE"/>
-            <w:u w:val="single"/>
-          </w:rPr>
-          <w:t>4:6–8</w:t>
-        </w:r>
-      </w:hyperlink>
+      <w:r>
+        <w:rPr>
+          <w:lang w:val="zh_TW" w:bidi="zh_TW"/>
+        </w:rPr>
+        <w:t>4:6–8</w:t>
+      </w:r>
       <w:r>
         <w:rPr>
           <w:lang w:val="zh_TW" w:bidi="zh_TW"/>
@@ -1110,18 +882,12 @@
         </w:rPr>
         <w:t>使徒保羅不僅宣揚耶穌基督的受死和復活的福音，他還親自實踐了這一點。這福音帶來一種生活方式，就是背起十字架，並靠著耶穌賦予生命的復活大能跟隨祂。保羅以基督為榜樣塑造了他的生命，現在他將要離世。神的工作將一直持續，直到基督再來的那日（</w:t>
       </w:r>
-      <w:hyperlink r:id="rId50">
-        <w:r>
-          <w:rPr>
-            <w:lang w:val="zh_TW" w:bidi="zh_TW"/>
-          </w:rPr>
-          <w:rPr>
-            <w:color w:val="0000EE"/>
-            <w:u w:val="single"/>
-          </w:rPr>
-          <w:t>1:12</w:t>
-        </w:r>
-      </w:hyperlink>
+      <w:r>
+        <w:rPr>
+          <w:lang w:val="zh_TW" w:bidi="zh_TW"/>
+        </w:rPr>
+        <w:t>1:12</w:t>
+      </w:r>
       <w:r>
         <w:rPr>
           <w:lang w:val="zh_TW" w:bidi="zh_TW"/>
